--- a/3. félév/NumMod_1/Nummód vizsga/docx/21.docx
+++ b/3. félév/NumMod_1/Nummód vizsga/docx/21.docx
@@ -18,31 +18,14 @@
           <w:sz w:val="36"/>
           <w:szCs w:val="36"/>
         </w:rPr>
-        <w:t>21. A Gauss-</w:t>
-      </w:r>
-      <w:proofErr w:type="spellStart"/>
-      <w:r>
-        <w:rPr>
-          <w:b/>
-          <w:bCs/>
-          <w:sz w:val="36"/>
-          <w:szCs w:val="36"/>
-        </w:rPr>
-        <w:t>Seidel</w:t>
-      </w:r>
-      <w:proofErr w:type="spellEnd"/>
-      <w:r>
-        <w:rPr>
-          <w:b/>
-          <w:bCs/>
-          <w:sz w:val="36"/>
-          <w:szCs w:val="36"/>
-        </w:rPr>
-        <w:t>-iteráció</w:t>
+        <w:t>21. A Gauss-Seidel-iteráció</w:t>
       </w:r>
     </w:p>
     <w:p>
       <w:r>
+        <w:rPr>
+          <w:noProof/>
+        </w:rPr>
         <w:drawing>
           <wp:inline distT="0" distB="0" distL="0" distR="0" wp14:anchorId="6F80732C" wp14:editId="77E967D7">
             <wp:extent cx="5760720" cy="592455"/>
@@ -82,6 +65,9 @@
     </w:p>
     <w:p>
       <w:r>
+        <w:rPr>
+          <w:noProof/>
+        </w:rPr>
         <w:drawing>
           <wp:inline distT="0" distB="0" distL="0" distR="0" wp14:anchorId="4CB38A9D" wp14:editId="16333822">
             <wp:extent cx="5760720" cy="3787775"/>
@@ -119,8 +105,69 @@
         </w:drawing>
       </w:r>
     </w:p>
+    <w:p/>
+    <w:p/>
+    <w:p/>
+    <w:p/>
+    <w:p/>
+    <w:p/>
+    <w:p/>
+    <w:p/>
+    <w:p/>
+    <w:p/>
+    <w:p/>
+    <w:p/>
     <w:p>
       <w:r>
+        <w:lastRenderedPageBreak/>
+        <w:t>i.edik egyenlet az ugyan ai1x1+….+aiixi+….+ainxn = bi ből jött az iteráció ötlete miatt lett így felírva</w:t>
+      </w:r>
+    </w:p>
+    <w:p>
+      <w:r>
+        <w:drawing>
+          <wp:inline distT="0" distB="0" distL="0" distR="0" wp14:anchorId="0A480A6E" wp14:editId="5900307A">
+            <wp:extent cx="5760720" cy="6471920"/>
+            <wp:effectExtent l="0" t="0" r="0" b="5080"/>
+            <wp:docPr id="1843627051" name="Kép 1" descr="A képen szöveg, képernyőkép, Betűtípus látható&#10;&#10;Előfordulhat, hogy az AI által létrehozott tartalom helytelen."/>
+            <wp:cNvGraphicFramePr>
+              <a:graphicFrameLocks xmlns:a="http://schemas.openxmlformats.org/drawingml/2006/main" noChangeAspect="1"/>
+            </wp:cNvGraphicFramePr>
+            <a:graphic xmlns:a="http://schemas.openxmlformats.org/drawingml/2006/main">
+              <a:graphicData uri="http://schemas.openxmlformats.org/drawingml/2006/picture">
+                <pic:pic xmlns:pic="http://schemas.openxmlformats.org/drawingml/2006/picture">
+                  <pic:nvPicPr>
+                    <pic:cNvPr id="1843627051" name="Kép 1" descr="A képen szöveg, képernyőkép, Betűtípus látható&#10;&#10;Előfordulhat, hogy az AI által létrehozott tartalom helytelen."/>
+                    <pic:cNvPicPr/>
+                  </pic:nvPicPr>
+                  <pic:blipFill>
+                    <a:blip r:embed="rId6"/>
+                    <a:stretch>
+                      <a:fillRect/>
+                    </a:stretch>
+                  </pic:blipFill>
+                  <pic:spPr>
+                    <a:xfrm>
+                      <a:off x="0" y="0"/>
+                      <a:ext cx="5760720" cy="6471920"/>
+                    </a:xfrm>
+                    <a:prstGeom prst="rect">
+                      <a:avLst/>
+                    </a:prstGeom>
+                  </pic:spPr>
+                </pic:pic>
+              </a:graphicData>
+            </a:graphic>
+          </wp:inline>
+        </w:drawing>
+      </w:r>
+    </w:p>
+    <w:p>
+      <w:r>
+        <w:rPr>
+          <w:noProof/>
+        </w:rPr>
+        <w:lastRenderedPageBreak/>
         <w:drawing>
           <wp:inline distT="0" distB="0" distL="0" distR="0" wp14:anchorId="55153A43" wp14:editId="4015BC60">
             <wp:extent cx="5760720" cy="3453765"/>
@@ -137,7 +184,7 @@
                     <pic:cNvPicPr/>
                   </pic:nvPicPr>
                   <pic:blipFill>
-                    <a:blip r:embed="rId6"/>
+                    <a:blip r:embed="rId7"/>
                     <a:stretch>
                       <a:fillRect/>
                     </a:stretch>
@@ -160,7 +207,9 @@
     </w:p>
     <w:p>
       <w:r>
-        <w:lastRenderedPageBreak/>
+        <w:rPr>
+          <w:noProof/>
+        </w:rPr>
         <w:drawing>
           <wp:inline distT="0" distB="0" distL="0" distR="0" wp14:anchorId="472D6EE0" wp14:editId="4956108E">
             <wp:extent cx="5760720" cy="3333115"/>
@@ -177,7 +226,7 @@
                     <pic:cNvPicPr/>
                   </pic:nvPicPr>
                   <pic:blipFill>
-                    <a:blip r:embed="rId7"/>
+                    <a:blip r:embed="rId8"/>
                     <a:stretch>
                       <a:fillRect/>
                     </a:stretch>
@@ -200,6 +249,10 @@
     </w:p>
     <w:p>
       <w:r>
+        <w:rPr>
+          <w:noProof/>
+        </w:rPr>
+        <w:lastRenderedPageBreak/>
         <w:drawing>
           <wp:inline distT="0" distB="0" distL="0" distR="0" wp14:anchorId="7296A312" wp14:editId="65EDDC25">
             <wp:extent cx="5760720" cy="3433445"/>
@@ -216,7 +269,7 @@
                     <pic:cNvPicPr/>
                   </pic:nvPicPr>
                   <pic:blipFill>
-                    <a:blip r:embed="rId8"/>
+                    <a:blip r:embed="rId9"/>
                     <a:stretch>
                       <a:fillRect/>
                     </a:stretch>
